--- a/deliverables/five_signals_report.docx
+++ b/deliverables/five_signals_report.docx
@@ -48,7 +48,7 @@
         <w:spacing w:after="200" w:line="250" w:lineRule="auto"/>
       </w:pPr>
       <w:r>
-        <w:t>Yaron Besser, ID 324943109        Nevo Aloni, ID 322815820</w:t>
+        <w:t>Yaron Besser, ID 324943109        Nevo Alani, ID 322815820</w:t>
       </w:r>
     </w:p>
     <w:p>
@@ -56,7 +56,7 @@
         <w:spacing w:after="200" w:line="250" w:lineRule="auto"/>
       </w:pPr>
       <w:r>
-        <w:t>Working repository, with the tuning scripts, the per model findings and every query behind the numbers below: github.com/yaron-besser/five-signals</w:t>
+        <w:t>Working repository, with the data loading pipeline, the tuning scripts, the per model findings and every query behind the numbers below: github.com/yaron-besser/five-signals</w:t>
       </w:r>
     </w:p>
     <w:p>
